--- a/client/public/Templates/Certification Registration.docx
+++ b/client/public/Templates/Certification Registration.docx
@@ -357,8 +357,6 @@
         <w:t>_______________________________</w:t>
       </w:r>
     </w:p>
-    <w:p/>
-    <w:p/>
     <w:p>
       <w:r>
         <w:rPr>
@@ -380,9 +378,9 @@
                       <w:noProof/>
                     </w:rPr>
                     <w:drawing>
-                      <wp:inline distT="0" distB="0" distL="0" distR="0" wp14:anchorId="501AAC4F" wp14:editId="2A51201A">
-                        <wp:extent cx="1464945" cy="1729740"/>
-                        <wp:effectExtent l="19050" t="0" r="1905" b="0"/>
+                      <wp:inline distT="0" distB="0" distL="0" distR="0" wp14:anchorId="501AAC4F" wp14:editId="361E3542">
+                        <wp:extent cx="659130" cy="778271"/>
+                        <wp:effectExtent l="0" t="0" r="0" b="0"/>
                         <wp:docPr id="3" name="Picture 7" descr="C:\Users\FixFone\Downloads\476168105_2122342101533641_3731449463417286153_n.png"/>
                         <wp:cNvGraphicFramePr>
                           <a:graphicFrameLocks xmlns:a="http://schemas.openxmlformats.org/drawingml/2006/main" noChangeAspect="1"/>
@@ -406,7 +404,7 @@
                               <pic:spPr bwMode="auto">
                                 <a:xfrm>
                                   <a:off x="0" y="0"/>
-                                  <a:ext cx="1464945" cy="1729740"/>
+                                  <a:ext cx="663714" cy="783684"/>
                                 </a:xfrm>
                                 <a:prstGeom prst="rect">
                                   <a:avLst/>
@@ -432,9 +430,6 @@
         </w:pict>
       </w:r>
     </w:p>
-    <w:p/>
-    <w:p/>
-    <w:p/>
     <w:p/>
     <w:p>
       <w:r>
@@ -679,7 +674,11 @@
         <w:t>Barangay Treasurer</w:t>
       </w:r>
     </w:p>
-    <w:p/>
+    <w:p>
+      <w:r>
+        <w:t>{qr}</w:t>
+      </w:r>
+    </w:p>
     <w:sectPr>
       <w:pgSz w:w="12240" w:h="20160" w:code="5"/>
       <w:pgMar w:top="1440" w:right="1440" w:bottom="1440" w:left="1440" w:header="720" w:footer="720" w:gutter="0"/>
